--- a/Tailored_CVs/Shinoy_Looper_Engineering_Test_Automation_Engineer.docx
+++ b/Tailored_CVs/Shinoy_Looper_Engineering_Test_Automation_Engineer.docx
@@ -70,7 +70,7 @@
           <w:b w:val="0"/>
           <w:sz w:val="19"/>
         </w:rPr>
-        <w:t>Test Automation Engineer with over 8 years of experience building scalable test frameworks and automated CI/CD pipelines. My background includes developing robust test automation using Java, Selenium, and TypeScript, along with integrating automated testing into continuous delivery processes. I hold a valid EU residence permit and am ready to contribute to system reliability and test quality at Looper Engineering.</w:t>
+        <w:t>Test Automation Engineer with over 8 years of experience building scalable automation frameworks and integrating tests into continuous delivery pipelines. Experienced in setting up robust test infrastructures using Java, Selenium, Playwright, and CI/CD tools like Jenkins, AWS, and Terraform. Based in Amstelveen with a valid EU residence permit, I am eager to bring my hands-on QA expertise to the embedded systems domain at Looper Engineering.</w:t>
       </w:r>
     </w:p>
     <w:p>
@@ -288,7 +288,7 @@
           <w:b w:val="0"/>
           <w:sz w:val="18"/>
         </w:rPr>
-        <w:t>▸ Built and maintained scalable test automation frameworks using Java Selenium and TypeScript to ensure reliable and repeatable testing.</w:t>
+        <w:t>▸ Built and maintained scalable test automation frameworks from scratch using Java Selenium and TypeScript Playwright to support complex software workflows.</w:t>
       </w:r>
     </w:p>
     <w:p>
@@ -301,7 +301,7 @@
           <w:b w:val="0"/>
           <w:sz w:val="18"/>
         </w:rPr>
-        <w:t>▸ Implemented continuous integration and continuous deployment pipelines using Jenkins, Docker, and AWS to run scheduled regression builds.</w:t>
+        <w:t>▸ Integrated automated test suites into CI/CD pipelines using Jenkins, ensuring reliable execution and rapid feedback cycles across deployment builds.</w:t>
       </w:r>
     </w:p>
     <w:p>
@@ -314,7 +314,7 @@
           <w:b w:val="0"/>
           <w:sz w:val="18"/>
         </w:rPr>
-        <w:t>▸ Created automated test infrastructure from scratch for complex processing systems, improving overall release stability and feedback cycles.</w:t>
+        <w:t>▸ Provisioned underlying test environments and supported release management using Terraform, AWS, and Linux environments.</w:t>
       </w:r>
     </w:p>
     <w:p>
@@ -327,7 +327,7 @@
           <w:b w:val="0"/>
           <w:sz w:val="18"/>
         </w:rPr>
-        <w:t>▸ Collaborated across teams to analyze test results, track defects, and align testing strategies with technical requirements.</w:t>
+        <w:t>▸ Collaborated with crossfunctional teams to translate technical requirements into structured testing strategies and conducted thorough defect tracking.</w:t>
       </w:r>
     </w:p>
     <w:p>

--- a/Tailored_CVs/Shinoy_Looper_Engineering_Test_Automation_Engineer.docx
+++ b/Tailored_CVs/Shinoy_Looper_Engineering_Test_Automation_Engineer.docx
@@ -70,7 +70,7 @@
           <w:b w:val="0"/>
           <w:sz w:val="19"/>
         </w:rPr>
-        <w:t>Test Automation Engineer with over 8 years of experience building scalable automation frameworks and integrating tests into continuous delivery pipelines. Experienced in setting up robust test infrastructures using Java, Selenium, Playwright, and CI/CD tools like Jenkins, AWS, and Terraform. Based in Amstelveen with a valid EU residence permit, I am eager to bring my hands-on QA expertise to the embedded systems domain at Looper Engineering.</w:t>
+        <w:t>Test Automation Engineer with over 8 years of experience building scalable automation frameworks and integrating tests into continuous delivery pipelines. Experienced in working with technical software platforms and setting up robust test infrastructures using Java, Selenium, Playwright, and CI/CD tools. I hold a valid EU residence permit and am ready to contribute effectively to your quality assurance processes.</w:t>
       </w:r>
     </w:p>
     <w:p>
@@ -288,7 +288,7 @@
           <w:b w:val="0"/>
           <w:sz w:val="18"/>
         </w:rPr>
-        <w:t>▸ Built and maintained scalable test automation frameworks from scratch using Java Selenium and TypeScript Playwright to support complex software workflows.</w:t>
+        <w:t>▸ Built and maintained scalable test automation frameworks utilizing Java Selenium and Playwright TypeScript for complex enterprise software workflows.</w:t>
       </w:r>
     </w:p>
     <w:p>
@@ -301,7 +301,7 @@
           <w:b w:val="0"/>
           <w:sz w:val="18"/>
         </w:rPr>
-        <w:t>▸ Integrated automated test suites into CI/CD pipelines using Jenkins, ensuring reliable execution and rapid feedback cycles across deployment builds.</w:t>
+        <w:t>▸ Implemented CI/CD pipelines and scheduled automated regression test builds using Jenkins to ensure smooth continuous delivery.</w:t>
       </w:r>
     </w:p>
     <w:p>
@@ -314,7 +314,7 @@
           <w:b w:val="0"/>
           <w:sz w:val="18"/>
         </w:rPr>
-        <w:t>▸ Provisioned underlying test environments and supported release management using Terraform, AWS, and Linux environments.</w:t>
+        <w:t>▸ Provisioned and managed underlying test environments using Terraform and AWS to maintain high availability and testing efficiency.</w:t>
       </w:r>
     </w:p>
     <w:p>
@@ -327,7 +327,7 @@
           <w:b w:val="0"/>
           <w:sz w:val="18"/>
         </w:rPr>
-        <w:t>▸ Collaborated with crossfunctional teams to translate technical requirements into structured testing strategies and conducted thorough defect tracking.</w:t>
+        <w:t>▸ Validated complex backend datasets and ensured data integrity by executing Oracle SQL queries across various system workflows.</w:t>
       </w:r>
     </w:p>
     <w:p>

--- a/Tailored_CVs/Shinoy_Looper_Engineering_Test_Automation_Engineer.docx
+++ b/Tailored_CVs/Shinoy_Looper_Engineering_Test_Automation_Engineer.docx
@@ -70,7 +70,7 @@
           <w:b w:val="0"/>
           <w:sz w:val="19"/>
         </w:rPr>
-        <w:t>Test Automation Engineer with over 8 years of experience building scalable automation frameworks and integrating tests into continuous delivery pipelines. Experienced in working with technical software platforms and setting up robust test infrastructures using Java, Selenium, Playwright, and CI/CD tools. I hold a valid EU residence permit and am ready to contribute effectively to your quality assurance processes.</w:t>
+        <w:t>Test Automation Engineer with over 8 years of experience building scalable automation frameworks and integrating tests into continuous delivery pipelines. Experienced in setting up test infrastructure, writing maintainable automated scripts, and working closely with development processes to ensure quality. Currently based in the Netherlands with a valid EU residence permit and ready to contribute to embedded and technical software platforms.</w:t>
       </w:r>
     </w:p>
     <w:p>
@@ -288,7 +288,7 @@
           <w:b w:val="0"/>
           <w:sz w:val="18"/>
         </w:rPr>
-        <w:t>▸ Built and maintained scalable test automation frameworks utilizing Java Selenium and Playwright TypeScript for complex enterprise software workflows.</w:t>
+        <w:t>▸ Architected and maintained automated CI/CD pipelines using Jenkins, AWS, and Terraform to support continuous test execution and deployment.</w:t>
       </w:r>
     </w:p>
     <w:p>
@@ -301,7 +301,7 @@
           <w:b w:val="0"/>
           <w:sz w:val="18"/>
         </w:rPr>
-        <w:t>▸ Implemented CI/CD pipelines and scheduled automated regression test builds using Jenkins to ensure smooth continuous delivery.</w:t>
+        <w:t>▸ Built and migrated test automation frameworks using Java Selenium and TypeScript Playwright to improve execution efficiency.</w:t>
       </w:r>
     </w:p>
     <w:p>
@@ -314,7 +314,7 @@
           <w:b w:val="0"/>
           <w:sz w:val="18"/>
         </w:rPr>
-        <w:t>▸ Provisioned and managed underlying test environments using Terraform and AWS to maintain high availability and testing efficiency.</w:t>
+        <w:t>▸ Created test automation frameworks from scratch for complex processing systems utilizing Java Selenium and BDD Cucumber.</w:t>
       </w:r>
     </w:p>
     <w:p>
@@ -327,7 +327,7 @@
           <w:b w:val="0"/>
           <w:sz w:val="18"/>
         </w:rPr>
-        <w:t>▸ Validated complex backend datasets and ensured data integrity by executing Oracle SQL queries across various system workflows.</w:t>
+        <w:t>▸ Containerized test environments using Docker and managed configurations to ensure reliable and repeatable test runs.</w:t>
       </w:r>
     </w:p>
     <w:p>

--- a/Tailored_CVs/Shinoy_Looper_Engineering_Test_Automation_Engineer.docx
+++ b/Tailored_CVs/Shinoy_Looper_Engineering_Test_Automation_Engineer.docx
@@ -70,7 +70,7 @@
           <w:b w:val="0"/>
           <w:sz w:val="19"/>
         </w:rPr>
-        <w:t>Test Automation Engineer with over 8 years of experience building scalable automation frameworks and integrating tests into continuous delivery pipelines. Experienced in setting up test infrastructure, writing maintainable automated scripts, and working closely with development processes to ensure quality. Currently based in the Netherlands with a valid EU residence permit and ready to contribute to embedded and technical software platforms.</w:t>
+        <w:t>QA Automation Engineer with over 8 years of experience building scalable test infrastructure and automation frameworks using Java Selenium, Playwright, and TypeScript. I have a strong background in integrating tests into continuous delivery pipelines and setting up automated regression test builds using Jenkins, Terraform, and AWS. I focus on practical quality assurance, writing reliable and maintainable tests to support development cycles.</w:t>
       </w:r>
     </w:p>
     <w:p>
@@ -288,7 +288,7 @@
           <w:b w:val="0"/>
           <w:sz w:val="18"/>
         </w:rPr>
-        <w:t>▸ Architected and maintained automated CI/CD pipelines using Jenkins, AWS, and Terraform to support continuous test execution and deployment.</w:t>
+        <w:t>▸ Built and maintained scalable test automation frameworks utilizing Java Selenium and TypeScript Playwright to support microservices architecture.</w:t>
       </w:r>
     </w:p>
     <w:p>
@@ -301,7 +301,7 @@
           <w:b w:val="0"/>
           <w:sz w:val="18"/>
         </w:rPr>
-        <w:t>▸ Built and migrated test automation frameworks using Java Selenium and TypeScript Playwright to improve execution efficiency.</w:t>
+        <w:t>▸ Implemented continuous integration pipelines and ran scheduled regression test builds using Jenkins to ensure release stability.</w:t>
       </w:r>
     </w:p>
     <w:p>
@@ -314,7 +314,7 @@
           <w:b w:val="0"/>
           <w:sz w:val="18"/>
         </w:rPr>
-        <w:t>▸ Created test automation frameworks from scratch for complex processing systems utilizing Java Selenium and BDD Cucumber.</w:t>
+        <w:t>▸ Provisioned underlying test environments using Terraform and AWS to support continuous delivery processes.</w:t>
       </w:r>
     </w:p>
     <w:p>
@@ -327,7 +327,7 @@
           <w:b w:val="0"/>
           <w:sz w:val="18"/>
         </w:rPr>
-        <w:t>▸ Containerized test environments using Docker and managed configurations to ensure reliable and repeatable test runs.</w:t>
+        <w:t>▸ Collaborated with crossfunctional teams to translate requirements into practical test strategies and maintain high data integrity.</w:t>
       </w:r>
     </w:p>
     <w:p>
